--- a/docs/M5Stack Tab5 Hardware ID.docx
+++ b/docs/M5Stack Tab5 Hardware ID.docx
@@ -5,14 +5,26 @@
     <w:p>
       <w:pPr>
         <w:pStyle w:val="Title"/>
-      </w:pPr>
-      <w:r>
+        <w:rPr>
+          <w:rFonts w:ascii="Calibri" w:hAnsi="Calibri" w:cs="Calibri"/>
+        </w:rPr>
+      </w:pPr>
+      <w:r>
+        <w:rPr>
+          <w:rFonts w:ascii="Calibri" w:hAnsi="Calibri" w:cs="Calibri"/>
+        </w:rPr>
         <w:t xml:space="preserve">M5Stack </w:t>
       </w:r>
       <w:r>
+        <w:rPr>
+          <w:rFonts w:ascii="Calibri" w:hAnsi="Calibri" w:cs="Calibri"/>
+        </w:rPr>
         <w:t>Tab5</w:t>
       </w:r>
       <w:r>
+        <w:rPr>
+          <w:rFonts w:ascii="Calibri" w:hAnsi="Calibri" w:cs="Calibri"/>
+        </w:rPr>
         <w:t xml:space="preserve"> Hardware ID</w:t>
       </w:r>
     </w:p>
@@ -85,20 +97,43 @@
     <w:p>
       <w:pPr>
         <w:pStyle w:val="Heading2"/>
-      </w:pPr>
-      <w:r>
-        <w:t>Hardware</w:t>
+        <w:rPr>
+          <w:rFonts w:ascii="Calibri" w:hAnsi="Calibri" w:cs="Calibri"/>
+        </w:rPr>
+      </w:pPr>
+      <w:r>
+        <w:rPr>
+          <w:rFonts w:ascii="Calibri" w:hAnsi="Calibri" w:cs="Calibri"/>
+        </w:rPr>
+        <w:t>The Platform IO Project</w:t>
       </w:r>
     </w:p>
     <w:p>
       <w:pPr>
-        <w:pStyle w:val="Heading3"/>
-      </w:pPr>
-      <w:r>
-        <w:t>Microcontroller</w:t>
-      </w:r>
-      <w:r>
-        <w:t xml:space="preserve"> Dev Board</w:t>
+        <w:rPr>
+          <w:rFonts w:ascii="Calibri" w:hAnsi="Calibri" w:cs="Calibri"/>
+        </w:rPr>
+      </w:pPr>
+      <w:r>
+        <w:rPr>
+          <w:rFonts w:ascii="Calibri" w:hAnsi="Calibri" w:cs="Calibri"/>
+        </w:rPr>
+        <w:t xml:space="preserve">The Platform IO project is located here: </w:t>
+      </w:r>
+      <w:hyperlink r:id="rId6" w:history="1">
+        <w:r>
+          <w:rPr>
+            <w:rStyle w:val="Hyperlink"/>
+            <w:rFonts w:ascii="Calibri" w:hAnsi="Calibri" w:cs="Calibri"/>
+          </w:rPr>
+          <w:t>https://github.com/CrazyUncleBurton/M5Stack-Tab5-Hardware-ID</w:t>
+        </w:r>
+      </w:hyperlink>
+      <w:r>
+        <w:rPr>
+          <w:rFonts w:ascii="Calibri" w:hAnsi="Calibri" w:cs="Calibri"/>
+        </w:rPr>
+        <w:t xml:space="preserve"> </w:t>
       </w:r>
     </w:p>
     <w:p>
@@ -111,13 +146,19 @@
         <w:rPr>
           <w:rFonts w:ascii="Calibri" w:hAnsi="Calibri" w:cs="Calibri"/>
         </w:rPr>
-        <w:t xml:space="preserve">M5Stack </w:t>
-      </w:r>
-      <w:r>
-        <w:rPr>
-          <w:rFonts w:ascii="Calibri" w:hAnsi="Calibri" w:cs="Calibri"/>
-        </w:rPr>
-        <w:t>Tab5</w:t>
+        <w:t>See the document “VS Code</w:t>
+      </w:r>
+      <w:r>
+        <w:rPr>
+          <w:rFonts w:ascii="Calibri" w:hAnsi="Calibri" w:cs="Calibri"/>
+        </w:rPr>
+        <w:t xml:space="preserve"> with</w:t>
+      </w:r>
+      <w:r>
+        <w:rPr>
+          <w:rFonts w:ascii="Calibri" w:hAnsi="Calibri" w:cs="Calibri"/>
+        </w:rPr>
+        <w:t xml:space="preserve"> Source Control.pdf” located in the same directory as this document.</w:t>
       </w:r>
     </w:p>
     <w:p>
@@ -130,8 +171,14 @@
     <w:p>
       <w:pPr>
         <w:pStyle w:val="Heading2"/>
-      </w:pPr>
-      <w:r>
+        <w:rPr>
+          <w:rFonts w:ascii="Calibri" w:hAnsi="Calibri" w:cs="Calibri"/>
+        </w:rPr>
+      </w:pPr>
+      <w:r>
+        <w:rPr>
+          <w:rFonts w:ascii="Calibri" w:hAnsi="Calibri" w:cs="Calibri"/>
+        </w:rPr>
         <w:t>Testing</w:t>
       </w:r>
     </w:p>
@@ -230,7 +277,7 @@
                     <pic:cNvPicPr/>
                   </pic:nvPicPr>
                   <pic:blipFill>
-                    <a:blip r:embed="rId6" cstate="print">
+                    <a:blip r:embed="rId7" cstate="print">
                       <a:extLst>
                         <a:ext uri="{28A0092B-C50C-407E-A947-70E740481C1C}">
                           <a14:useLocalDpi xmlns:a14="http://schemas.microsoft.com/office/drawing/2010/main" val="0"/>
@@ -363,7 +410,7 @@
     <w:p>
       <w:pPr>
         <w:rPr>
-          <w:rFonts w:asciiTheme="majorHAnsi" w:eastAsiaTheme="majorEastAsia" w:hAnsiTheme="majorHAnsi" w:cstheme="majorBidi"/>
+          <w:rFonts w:ascii="Calibri" w:eastAsiaTheme="majorEastAsia" w:hAnsi="Calibri" w:cs="Calibri"/>
           <w:color w:val="0F4761" w:themeColor="accent1" w:themeShade="BF"/>
           <w:sz w:val="32"/>
           <w:szCs w:val="32"/>
@@ -373,7 +420,7 @@
     <w:p>
       <w:pPr>
         <w:rPr>
-          <w:rFonts w:asciiTheme="majorHAnsi" w:eastAsiaTheme="majorEastAsia" w:hAnsiTheme="majorHAnsi" w:cstheme="majorBidi"/>
+          <w:rFonts w:ascii="Calibri" w:eastAsiaTheme="majorEastAsia" w:hAnsi="Calibri" w:cs="Calibri"/>
           <w:color w:val="0F4761" w:themeColor="accent1" w:themeShade="BF"/>
           <w:sz w:val="32"/>
           <w:szCs w:val="32"/>
@@ -383,8 +430,14 @@
     <w:p>
       <w:pPr>
         <w:pStyle w:val="Heading2"/>
-      </w:pPr>
-      <w:r>
+        <w:rPr>
+          <w:rFonts w:ascii="Calibri" w:hAnsi="Calibri" w:cs="Calibri"/>
+        </w:rPr>
+      </w:pPr>
+      <w:r>
+        <w:rPr>
+          <w:rFonts w:ascii="Calibri" w:hAnsi="Calibri" w:cs="Calibri"/>
+        </w:rPr>
         <w:t>Reference</w:t>
       </w:r>
     </w:p>
@@ -406,7 +459,7 @@
         </w:rPr>
         <w:t xml:space="preserve">Microcontroller Info:  </w:t>
       </w:r>
-      <w:hyperlink r:id="rId7" w:history="1">
+      <w:hyperlink r:id="rId8" w:history="1">
         <w:r>
           <w:rPr>
             <w:rStyle w:val="Hyperlink"/>
@@ -446,7 +499,7 @@
         </w:rPr>
         <w:t xml:space="preserve"> </w:t>
       </w:r>
-      <w:hyperlink r:id="rId8" w:history="1">
+      <w:hyperlink r:id="rId9" w:history="1">
         <w:r>
           <w:rPr>
             <w:rStyle w:val="Hyperlink"/>
@@ -474,7 +527,7 @@
         </w:rPr>
         <w:t xml:space="preserve">M5Canvas Stuff:  </w:t>
       </w:r>
-      <w:hyperlink r:id="rId9" w:history="1">
+      <w:hyperlink r:id="rId10" w:history="1">
         <w:r>
           <w:rPr>
             <w:rStyle w:val="Hyperlink"/>
@@ -494,15 +547,6 @@
       <w:pPr>
         <w:rPr>
           <w:rFonts w:ascii="Calibri" w:hAnsi="Calibri" w:cs="Calibri"/>
-        </w:rPr>
-      </w:pPr>
-    </w:p>
-    <w:p>
-      <w:pPr>
-        <w:rPr>
-          <w:rFonts w:ascii="Calibri" w:hAnsi="Calibri" w:cs="Calibri"/>
-          <w:b/>
-          <w:bCs/>
         </w:rPr>
       </w:pPr>
     </w:p>
